--- a/applications/SHIELD/Documentation/Doxy/modeling doxyPep.docx
+++ b/applications/SHIELD/Documentation/Doxy/modeling doxyPep.docx
@@ -1025,23 +1025,7 @@
           <w:rStyle w:val="mord"/>
           <w:color w:val="000000"/>
         </w:rPr>
-        <w:t xml:space="preserve">Approximating </w:t>
-      </w:r>
-      <w:proofErr w:type="spellStart"/>
-      <w:r>
-        <w:rPr>
-          <w:rStyle w:val="mord"/>
-          <w:color w:val="000000"/>
-        </w:rPr>
-        <w:t>DoxyPep</w:t>
-      </w:r>
-      <w:proofErr w:type="spellEnd"/>
-      <w:r>
-        <w:rPr>
-          <w:rStyle w:val="mord"/>
-          <w:color w:val="000000"/>
-        </w:rPr>
-        <w:t xml:space="preserve"> based on HIV PrEP</w:t>
+        <w:t>Approximating DoxyPep based on HIV PrEP</w:t>
       </w:r>
     </w:p>
     <w:p>
@@ -2118,15 +2102,7 @@
         <w:spacing w:line="276" w:lineRule="auto"/>
       </w:pPr>
       <w:r>
-        <w:t xml:space="preserve">In the </w:t>
-      </w:r>
-      <w:proofErr w:type="spellStart"/>
-      <w:r>
-        <w:t>dPEP</w:t>
-      </w:r>
-      <w:proofErr w:type="spellEnd"/>
-      <w:r>
-        <w:t xml:space="preserve"> trial among cisgender women in Kenya, lack of efficacy was attributed to low adherence, with only 44% having detectable doxycycline levels in hair samples, versus 78% self-reporting coverage, highlighting the difference between reported and actual use in some contexts.</w:t>
+        <w:t>In the dPEP trial among cisgender women in Kenya, lack of efficacy was attributed to low adherence, with only 44% having detectable doxycycline levels in hair samples, versus 78% self-reporting coverage, highlighting the difference between reported and actual use in some contexts.</w:t>
       </w:r>
     </w:p>
     <w:p>
@@ -2217,6 +2193,7 @@
         <w:spacing w:line="276" w:lineRule="auto"/>
       </w:pPr>
       <w:r>
+        <w:lastRenderedPageBreak/>
         <w:t>A study extension in a different clinic setting found a higher uptake rate: among 3081 PrEP clients offered doxy-PEP, 39% started it.</w:t>
       </w:r>
     </w:p>
@@ -2285,39 +2262,7 @@
         <w:spacing w:line="276" w:lineRule="auto"/>
       </w:pPr>
       <w:r>
-        <w:t xml:space="preserve">2025 final results: Luetkemeyer, A. F., Donnell, D., Cohen, S. E., Dombrowski, J. C., Grabow, C., Haser, G., ... &amp; </w:t>
-      </w:r>
-      <w:proofErr w:type="spellStart"/>
-      <w:r>
-        <w:t>Celum</w:t>
-      </w:r>
-      <w:proofErr w:type="spellEnd"/>
-      <w:r>
-        <w:t xml:space="preserve">, C. (2025). Doxycycline to prevent bacterial sexually transmitted infections in the USA: final results from the </w:t>
-      </w:r>
-      <w:proofErr w:type="spellStart"/>
-      <w:r>
-        <w:t>DoxyPEP</w:t>
-      </w:r>
-      <w:proofErr w:type="spellEnd"/>
-      <w:r>
-        <w:t xml:space="preserve"> </w:t>
-      </w:r>
-      <w:proofErr w:type="spellStart"/>
-      <w:r>
-        <w:t>multicentre</w:t>
-      </w:r>
-      <w:proofErr w:type="spellEnd"/>
-      <w:r>
-        <w:t xml:space="preserve">, open-label, </w:t>
-      </w:r>
-      <w:proofErr w:type="spellStart"/>
-      <w:r>
-        <w:t>randomised</w:t>
-      </w:r>
-      <w:proofErr w:type="spellEnd"/>
-      <w:r>
-        <w:t xml:space="preserve"> controlled trial and open-label extension. The Lancet Infectious Diseases. </w:t>
+        <w:t xml:space="preserve">2025 final results: Luetkemeyer, A. F., Donnell, D., Cohen, S. E., Dombrowski, J. C., Grabow, C., Haser, G., ... &amp; Celum, C. (2025). Doxycycline to prevent bacterial sexually transmitted infections in the USA: final results from the DoxyPEP multicentre, open-label, randomised controlled trial and open-label extension. The Lancet Infectious Diseases. </w:t>
       </w:r>
     </w:p>
     <w:p/>
@@ -2349,23 +2294,7 @@
         <w:spacing w:line="276" w:lineRule="auto"/>
       </w:pPr>
       <w:r>
-        <w:t xml:space="preserve">Sokoll, P. R., </w:t>
-      </w:r>
-      <w:proofErr w:type="spellStart"/>
-      <w:r>
-        <w:t>Migliavaca</w:t>
-      </w:r>
-      <w:proofErr w:type="spellEnd"/>
-      <w:r>
-        <w:t xml:space="preserve">, C. B., Döring, S., Traub, U., Stark, K., &amp; </w:t>
-      </w:r>
-      <w:proofErr w:type="spellStart"/>
-      <w:r>
-        <w:t>Sardeli</w:t>
-      </w:r>
-      <w:proofErr w:type="spellEnd"/>
-      <w:r>
-        <w:t xml:space="preserve">, A. V. (2025). Efficacy of postexposure prophylaxis with doxycycline (Doxy-PEP) in reducing sexually transmitted infections: a systematic review and meta-analysis. Sexually Transmitted Infections, 101(1), 59-67. </w:t>
+        <w:t xml:space="preserve">Sokoll, P. R., Migliavaca, C. B., Döring, S., Traub, U., Stark, K., &amp; Sardeli, A. V. (2025). Efficacy of postexposure prophylaxis with doxycycline (Doxy-PEP) in reducing sexually transmitted infections: a systematic review and meta-analysis. Sexually Transmitted Infections, 101(1), 59-67. </w:t>
       </w:r>
     </w:p>
     <w:p/>
@@ -2445,6 +2374,7 @@
         <w:ind w:left="1440"/>
       </w:pPr>
       <w:r>
+        <w:lastRenderedPageBreak/>
         <w:t xml:space="preserve"> </w:t>
       </w:r>
     </w:p>
@@ -2775,36 +2705,17 @@
                 <w:color w:val="212121"/>
                 <w:shd w:val="clear" w:color="auto" w:fill="FFFFFF"/>
               </w:rPr>
-              <w:t xml:space="preserve">data to compare HIV PrEP users dispensed and not dispensed </w:t>
+              <w:t xml:space="preserve">data to compare HIV PrEP users </w:t>
             </w:r>
-            <w:proofErr w:type="spellStart"/>
             <w:r>
               <w:rPr>
                 <w:rFonts w:ascii="Segoe UI" w:hAnsi="Segoe UI" w:cs="Segoe UI"/>
                 <w:color w:val="212121"/>
                 <w:shd w:val="clear" w:color="auto" w:fill="FFFFFF"/>
               </w:rPr>
-              <w:t>doxyPEP</w:t>
+              <w:lastRenderedPageBreak/>
+              <w:t>dispensed and not dispensed doxyPEP and rates of bacterial STIs before and after starting doxyPEP</w:t>
             </w:r>
-            <w:proofErr w:type="spellEnd"/>
-            <w:r>
-              <w:rPr>
-                <w:rFonts w:ascii="Segoe UI" w:hAnsi="Segoe UI" w:cs="Segoe UI"/>
-                <w:color w:val="212121"/>
-                <w:shd w:val="clear" w:color="auto" w:fill="FFFFFF"/>
-              </w:rPr>
-              <w:t xml:space="preserve"> and rates of bacterial STIs before and after starting </w:t>
-            </w:r>
-            <w:proofErr w:type="spellStart"/>
-            <w:r>
-              <w:rPr>
-                <w:rFonts w:ascii="Segoe UI" w:hAnsi="Segoe UI" w:cs="Segoe UI"/>
-                <w:color w:val="212121"/>
-                <w:shd w:val="clear" w:color="auto" w:fill="FFFFFF"/>
-              </w:rPr>
-              <w:t>doxyPEP</w:t>
-            </w:r>
-            <w:proofErr w:type="spellEnd"/>
           </w:p>
         </w:tc>
         <w:tc>
@@ -2813,6 +2724,7 @@
           </w:tcPr>
           <w:p>
             <w:r>
+              <w:lastRenderedPageBreak/>
               <w:t>https://pubmed.ncbi.nlm.nih.gov/39761062/</w:t>
             </w:r>
           </w:p>
@@ -3213,6 +3125,7 @@
         <w:rPr>
           <w:noProof/>
         </w:rPr>
+        <w:lastRenderedPageBreak/>
         <w:drawing>
           <wp:inline distT="0" distB="0" distL="0" distR="0" wp14:anchorId="34CC1E0E" wp14:editId="5060E462">
             <wp:extent cx="5943600" cy="5029200"/>
@@ -4034,13 +3947,13 @@
         </w:rPr>
         <w:instrText>HYPERLINK "mailto:rforste3@jh.edu"</w:instrText>
       </w:r>
-      <w:bookmarkStart w:id="34" w:name="_@_D5F59ECB161210498E3F5A4C53DC1BE6Z"/>
       <w:r>
         <w:rPr>
           <w:sz w:val="20"/>
           <w:szCs w:val="20"/>
         </w:rPr>
       </w:r>
+      <w:bookmarkStart w:id="34" w:name="_@_D5F59ECB161210498E3F5A4C53DC1BE6Z"/>
       <w:r>
         <w:rPr>
           <w:sz w:val="20"/>
